--- a/teaching/2026Summer/3502/Project/project1.docx
+++ b/teaching/2026Summer/3502/Project/project1.docx
@@ -3746,7 +3746,19 @@
         <w:rPr>
           <w:rFonts w:asciiTheme="minorHAnsi" w:hAnsiTheme="minorHAnsi" w:cstheme="minorHAnsi"/>
         </w:rPr>
-        <w:t xml:space="preserve">Please submit the screenshot of </w:t>
+        <w:t>Please submit</w:t>
+      </w:r>
+      <w:r>
+        <w:rPr>
+          <w:rFonts w:asciiTheme="minorHAnsi" w:hAnsiTheme="minorHAnsi" w:cstheme="minorHAnsi"/>
+        </w:rPr>
+        <w:t xml:space="preserve"> a report with</w:t>
+      </w:r>
+      <w:r>
+        <w:rPr>
+          <w:rFonts w:asciiTheme="minorHAnsi" w:hAnsiTheme="minorHAnsi" w:cstheme="minorHAnsi"/>
+        </w:rPr>
+        <w:t xml:space="preserve"> the screenshot of </w:t>
       </w:r>
       <w:r>
         <w:rPr>
@@ -4628,13 +4640,7 @@
         <w:rPr>
           <w:rFonts w:asciiTheme="minorHAnsi" w:hAnsiTheme="minorHAnsi" w:cstheme="minorHAnsi"/>
         </w:rPr>
-        <w:t>Under Linux source code folder, c</w:t>
-      </w:r>
-      <w:r>
-        <w:rPr>
-          <w:rFonts w:asciiTheme="minorHAnsi" w:hAnsiTheme="minorHAnsi" w:cstheme="minorHAnsi"/>
-        </w:rPr>
-        <w:t xml:space="preserve">reate a new file for your </w:t>
+        <w:t xml:space="preserve">Under Linux source code folder, create a new file for your </w:t>
       </w:r>
       <w:proofErr w:type="spellStart"/>
       <w:r>
@@ -4690,16 +4696,16 @@
         </w:rPr>
         <w:t>helloworld</w:t>
       </w:r>
-    </w:p>
-    <w:p>
-      <w:pPr>
-        <w:ind w:left="360"/>
-        <w:rPr>
-          <w:rFonts w:asciiTheme="minorHAnsi" w:hAnsiTheme="minorHAnsi" w:cstheme="minorHAnsi"/>
-          <w:color w:val="4472C4" w:themeColor="accent1"/>
-        </w:rPr>
-      </w:pPr>
-      <w:proofErr w:type="spellEnd"/>
+      <w:proofErr w:type="spellEnd"/>
+    </w:p>
+    <w:p>
+      <w:pPr>
+        <w:ind w:left="360"/>
+        <w:rPr>
+          <w:rFonts w:asciiTheme="minorHAnsi" w:hAnsiTheme="minorHAnsi" w:cstheme="minorHAnsi"/>
+          <w:color w:val="4472C4" w:themeColor="accent1"/>
+        </w:rPr>
+      </w:pPr>
       <w:r>
         <w:rPr>
           <w:rFonts w:asciiTheme="minorHAnsi" w:hAnsiTheme="minorHAnsi" w:cstheme="minorHAnsi"/>
@@ -5150,684 +5156,558 @@
           <w:b/>
           <w:bCs/>
         </w:rPr>
-        <w:t xml:space="preserve">Step 2: </w:t>
-      </w:r>
+        <w:t xml:space="preserve">Step 2: Register the </w:t>
+      </w:r>
+      <w:proofErr w:type="spellStart"/>
       <w:r>
         <w:rPr>
           <w:rFonts w:asciiTheme="minorHAnsi" w:hAnsiTheme="minorHAnsi" w:cstheme="minorHAnsi"/>
           <w:b/>
           <w:bCs/>
         </w:rPr>
-        <w:t xml:space="preserve">Register the </w:t>
-      </w:r>
-      <w:proofErr w:type="spellStart"/>
+        <w:t>Syscall</w:t>
+      </w:r>
+      <w:proofErr w:type="spellEnd"/>
       <w:r>
         <w:rPr>
           <w:rFonts w:asciiTheme="minorHAnsi" w:hAnsiTheme="minorHAnsi" w:cstheme="minorHAnsi"/>
           <w:b/>
           <w:bCs/>
         </w:rPr>
-        <w:t>Syscall</w:t>
-      </w:r>
-      <w:proofErr w:type="spellEnd"/>
+        <w:t xml:space="preserve"> in the </w:t>
+      </w:r>
+      <w:proofErr w:type="spellStart"/>
       <w:r>
         <w:rPr>
           <w:rFonts w:asciiTheme="minorHAnsi" w:hAnsiTheme="minorHAnsi" w:cstheme="minorHAnsi"/>
           <w:b/>
           <w:bCs/>
         </w:rPr>
-        <w:t xml:space="preserve"> in the </w:t>
-      </w:r>
-      <w:proofErr w:type="spellStart"/>
+        <w:t>Syscall</w:t>
+      </w:r>
+      <w:proofErr w:type="spellEnd"/>
       <w:r>
         <w:rPr>
           <w:rFonts w:asciiTheme="minorHAnsi" w:hAnsiTheme="minorHAnsi" w:cstheme="minorHAnsi"/>
           <w:b/>
           <w:bCs/>
         </w:rPr>
-        <w:t>Syscall</w:t>
-      </w:r>
-      <w:proofErr w:type="spellEnd"/>
-      <w:r>
+        <w:t xml:space="preserve"> Table</w:t>
+      </w:r>
+    </w:p>
+    <w:p>
+      <w:pPr>
+        <w:ind w:left="360"/>
+        <w:rPr>
+          <w:rFonts w:asciiTheme="minorHAnsi" w:hAnsiTheme="minorHAnsi" w:cstheme="minorHAnsi"/>
+        </w:rPr>
+      </w:pPr>
+      <w:r>
+        <w:rPr>
+          <w:rFonts w:asciiTheme="minorHAnsi" w:hAnsiTheme="minorHAnsi" w:cstheme="minorHAnsi"/>
+        </w:rPr>
+        <w:t xml:space="preserve">Edit the x86 </w:t>
+      </w:r>
+      <w:proofErr w:type="spellStart"/>
+      <w:r>
+        <w:rPr>
+          <w:rFonts w:asciiTheme="minorHAnsi" w:hAnsiTheme="minorHAnsi" w:cstheme="minorHAnsi"/>
+        </w:rPr>
+        <w:t>syscall</w:t>
+      </w:r>
+      <w:proofErr w:type="spellEnd"/>
+      <w:r>
+        <w:rPr>
+          <w:rFonts w:asciiTheme="minorHAnsi" w:hAnsiTheme="minorHAnsi" w:cstheme="minorHAnsi"/>
+        </w:rPr>
+        <w:t xml:space="preserve"> table:</w:t>
+      </w:r>
+    </w:p>
+    <w:p>
+      <w:pPr>
+        <w:ind w:left="360"/>
+        <w:rPr>
+          <w:rFonts w:asciiTheme="minorHAnsi" w:hAnsiTheme="minorHAnsi" w:cstheme="minorHAnsi"/>
+          <w:color w:val="4472C4" w:themeColor="accent1"/>
+        </w:rPr>
+      </w:pPr>
+      <w:r>
+        <w:rPr>
+          <w:rFonts w:asciiTheme="minorHAnsi" w:hAnsiTheme="minorHAnsi" w:cstheme="minorHAnsi"/>
+          <w:color w:val="4472C4" w:themeColor="accent1"/>
+        </w:rPr>
+        <w:t>$ nano arch/x86/entry/</w:t>
+      </w:r>
+      <w:proofErr w:type="spellStart"/>
+      <w:r>
+        <w:rPr>
+          <w:rFonts w:asciiTheme="minorHAnsi" w:hAnsiTheme="minorHAnsi" w:cstheme="minorHAnsi"/>
+          <w:color w:val="4472C4" w:themeColor="accent1"/>
+        </w:rPr>
+        <w:t>syscalls</w:t>
+      </w:r>
+      <w:proofErr w:type="spellEnd"/>
+      <w:r>
+        <w:rPr>
+          <w:rFonts w:asciiTheme="minorHAnsi" w:hAnsiTheme="minorHAnsi" w:cstheme="minorHAnsi"/>
+          <w:color w:val="4472C4" w:themeColor="accent1"/>
+        </w:rPr>
+        <w:t>/syscall_64.tbl</w:t>
+      </w:r>
+    </w:p>
+    <w:p>
+      <w:pPr>
+        <w:ind w:left="360"/>
+        <w:rPr>
+          <w:rFonts w:asciiTheme="minorHAnsi" w:hAnsiTheme="minorHAnsi" w:cstheme="minorHAnsi"/>
+        </w:rPr>
+      </w:pPr>
+    </w:p>
+    <w:p>
+      <w:pPr>
+        <w:ind w:left="360"/>
+        <w:rPr>
+          <w:rFonts w:asciiTheme="minorHAnsi" w:hAnsiTheme="minorHAnsi" w:cstheme="minorHAnsi"/>
+        </w:rPr>
+      </w:pPr>
+      <w:r>
+        <w:rPr>
+          <w:rFonts w:asciiTheme="minorHAnsi" w:hAnsiTheme="minorHAnsi" w:cstheme="minorHAnsi"/>
+        </w:rPr>
+        <w:t>Add your entry at the end of the common section. Find the last entry (around 450+) and add the following:</w:t>
+      </w:r>
+    </w:p>
+    <w:p>
+      <w:pPr>
+        <w:ind w:left="360"/>
+        <w:rPr>
+          <w:rFonts w:asciiTheme="minorHAnsi" w:hAnsiTheme="minorHAnsi" w:cstheme="minorHAnsi"/>
+          <w:color w:val="4472C4" w:themeColor="accent1"/>
+        </w:rPr>
+      </w:pPr>
+      <w:r>
+        <w:rPr>
+          <w:rFonts w:asciiTheme="minorHAnsi" w:hAnsiTheme="minorHAnsi" w:cstheme="minorHAnsi"/>
+          <w:color w:val="4472C4" w:themeColor="accent1"/>
+        </w:rPr>
+        <w:t xml:space="preserve">451    common    </w:t>
+      </w:r>
+      <w:proofErr w:type="spellStart"/>
+      <w:r>
+        <w:rPr>
+          <w:rFonts w:asciiTheme="minorHAnsi" w:hAnsiTheme="minorHAnsi" w:cstheme="minorHAnsi"/>
+          <w:color w:val="4472C4" w:themeColor="accent1"/>
+        </w:rPr>
+        <w:t>helloworld</w:t>
+      </w:r>
+      <w:proofErr w:type="spellEnd"/>
+      <w:r>
+        <w:rPr>
+          <w:rFonts w:asciiTheme="minorHAnsi" w:hAnsiTheme="minorHAnsi" w:cstheme="minorHAnsi"/>
+          <w:color w:val="4472C4" w:themeColor="accent1"/>
+        </w:rPr>
+        <w:t xml:space="preserve">    </w:t>
+      </w:r>
+      <w:proofErr w:type="spellStart"/>
+      <w:r>
+        <w:rPr>
+          <w:rFonts w:asciiTheme="minorHAnsi" w:hAnsiTheme="minorHAnsi" w:cstheme="minorHAnsi"/>
+          <w:color w:val="4472C4" w:themeColor="accent1"/>
+        </w:rPr>
+        <w:t>sys_helloworld</w:t>
+      </w:r>
+      <w:proofErr w:type="spellEnd"/>
+    </w:p>
+    <w:p>
+      <w:pPr>
+        <w:rPr>
+          <w:rFonts w:asciiTheme="minorHAnsi" w:hAnsiTheme="minorHAnsi" w:cstheme="minorHAnsi"/>
+        </w:rPr>
+      </w:pPr>
+    </w:p>
+    <w:p>
+      <w:pPr>
+        <w:rPr>
+          <w:rFonts w:asciiTheme="minorHAnsi" w:hAnsiTheme="minorHAnsi" w:cstheme="minorHAnsi"/>
+        </w:rPr>
+      </w:pPr>
+    </w:p>
+    <w:p>
+      <w:pPr>
         <w:rPr>
           <w:rFonts w:asciiTheme="minorHAnsi" w:hAnsiTheme="minorHAnsi" w:cstheme="minorHAnsi"/>
           <w:b/>
           <w:bCs/>
         </w:rPr>
-        <w:t xml:space="preserve"> Table</w:t>
-      </w:r>
-    </w:p>
-    <w:p>
-      <w:pPr>
-        <w:ind w:left="360"/>
-        <w:rPr>
-          <w:rFonts w:asciiTheme="minorHAnsi" w:hAnsiTheme="minorHAnsi" w:cstheme="minorHAnsi"/>
-        </w:rPr>
-      </w:pPr>
-      <w:r>
-        <w:rPr>
-          <w:rFonts w:asciiTheme="minorHAnsi" w:hAnsiTheme="minorHAnsi" w:cstheme="minorHAnsi"/>
-        </w:rPr>
-        <w:t xml:space="preserve">Edit the x86 </w:t>
-      </w:r>
-      <w:proofErr w:type="spellStart"/>
-      <w:r>
-        <w:rPr>
-          <w:rFonts w:asciiTheme="minorHAnsi" w:hAnsiTheme="minorHAnsi" w:cstheme="minorHAnsi"/>
-        </w:rPr>
-        <w:t>syscall</w:t>
-      </w:r>
-      <w:proofErr w:type="spellEnd"/>
-      <w:r>
-        <w:rPr>
-          <w:rFonts w:asciiTheme="minorHAnsi" w:hAnsiTheme="minorHAnsi" w:cstheme="minorHAnsi"/>
-        </w:rPr>
-        <w:t xml:space="preserve"> table:</w:t>
-      </w:r>
-    </w:p>
-    <w:p>
-      <w:pPr>
-        <w:ind w:left="360"/>
-        <w:rPr>
-          <w:rFonts w:asciiTheme="minorHAnsi" w:hAnsiTheme="minorHAnsi" w:cstheme="minorHAnsi"/>
-          <w:color w:val="4472C4" w:themeColor="accent1"/>
-        </w:rPr>
-      </w:pPr>
-      <w:r>
-        <w:rPr>
-          <w:rFonts w:asciiTheme="minorHAnsi" w:hAnsiTheme="minorHAnsi" w:cstheme="minorHAnsi"/>
-          <w:color w:val="4472C4" w:themeColor="accent1"/>
-        </w:rPr>
-        <w:t xml:space="preserve">$ </w:t>
-      </w:r>
-      <w:r>
-        <w:rPr>
-          <w:rFonts w:asciiTheme="minorHAnsi" w:hAnsiTheme="minorHAnsi" w:cstheme="minorHAnsi"/>
-          <w:color w:val="4472C4" w:themeColor="accent1"/>
-        </w:rPr>
-        <w:t>nano arch/x86/entry/</w:t>
-      </w:r>
-      <w:proofErr w:type="spellStart"/>
-      <w:r>
-        <w:rPr>
-          <w:rFonts w:asciiTheme="minorHAnsi" w:hAnsiTheme="minorHAnsi" w:cstheme="minorHAnsi"/>
-          <w:color w:val="4472C4" w:themeColor="accent1"/>
-        </w:rPr>
-        <w:t>syscalls</w:t>
-      </w:r>
-      <w:proofErr w:type="spellEnd"/>
-      <w:r>
-        <w:rPr>
-          <w:rFonts w:asciiTheme="minorHAnsi" w:hAnsiTheme="minorHAnsi" w:cstheme="minorHAnsi"/>
-          <w:color w:val="4472C4" w:themeColor="accent1"/>
-        </w:rPr>
-        <w:t>/syscall_64.tbl</w:t>
-      </w:r>
-    </w:p>
-    <w:p>
-      <w:pPr>
-        <w:ind w:left="360"/>
-        <w:rPr>
-          <w:rFonts w:asciiTheme="minorHAnsi" w:hAnsiTheme="minorHAnsi" w:cstheme="minorHAnsi"/>
-        </w:rPr>
-      </w:pPr>
-    </w:p>
-    <w:p>
-      <w:pPr>
-        <w:ind w:left="360"/>
-        <w:rPr>
-          <w:rFonts w:asciiTheme="minorHAnsi" w:hAnsiTheme="minorHAnsi" w:cstheme="minorHAnsi"/>
-        </w:rPr>
-      </w:pPr>
-      <w:r>
-        <w:rPr>
-          <w:rFonts w:asciiTheme="minorHAnsi" w:hAnsiTheme="minorHAnsi" w:cstheme="minorHAnsi"/>
-        </w:rPr>
-        <w:t>Add your entry at the end of the common section. Find the last entry (around 450+) and add</w:t>
-      </w:r>
-      <w:r>
-        <w:rPr>
-          <w:rFonts w:asciiTheme="minorHAnsi" w:hAnsiTheme="minorHAnsi" w:cstheme="minorHAnsi"/>
-        </w:rPr>
-        <w:t xml:space="preserve"> the following</w:t>
-      </w:r>
-      <w:r>
-        <w:rPr>
-          <w:rFonts w:asciiTheme="minorHAnsi" w:hAnsiTheme="minorHAnsi" w:cstheme="minorHAnsi"/>
-        </w:rPr>
-        <w:t>:</w:t>
-      </w:r>
-    </w:p>
-    <w:p>
-      <w:pPr>
-        <w:ind w:left="360"/>
-        <w:rPr>
-          <w:rFonts w:asciiTheme="minorHAnsi" w:hAnsiTheme="minorHAnsi" w:cstheme="minorHAnsi"/>
-          <w:color w:val="4472C4" w:themeColor="accent1"/>
-        </w:rPr>
-      </w:pPr>
-      <w:r>
-        <w:rPr>
-          <w:rFonts w:asciiTheme="minorHAnsi" w:hAnsiTheme="minorHAnsi" w:cstheme="minorHAnsi"/>
-          <w:color w:val="4472C4" w:themeColor="accent1"/>
-        </w:rPr>
-        <w:t xml:space="preserve">451    common    </w:t>
-      </w:r>
-      <w:proofErr w:type="spellStart"/>
-      <w:r>
-        <w:rPr>
-          <w:rFonts w:asciiTheme="minorHAnsi" w:hAnsiTheme="minorHAnsi" w:cstheme="minorHAnsi"/>
-          <w:color w:val="4472C4" w:themeColor="accent1"/>
-        </w:rPr>
-        <w:t>helloworld</w:t>
-      </w:r>
-      <w:proofErr w:type="spellEnd"/>
-      <w:r>
-        <w:rPr>
-          <w:rFonts w:asciiTheme="minorHAnsi" w:hAnsiTheme="minorHAnsi" w:cstheme="minorHAnsi"/>
-          <w:color w:val="4472C4" w:themeColor="accent1"/>
-        </w:rPr>
-        <w:t xml:space="preserve">    </w:t>
-      </w:r>
-      <w:proofErr w:type="spellStart"/>
-      <w:r>
-        <w:rPr>
-          <w:rFonts w:asciiTheme="minorHAnsi" w:hAnsiTheme="minorHAnsi" w:cstheme="minorHAnsi"/>
-          <w:color w:val="4472C4" w:themeColor="accent1"/>
-        </w:rPr>
-        <w:t>sys_helloworld</w:t>
-      </w:r>
-      <w:proofErr w:type="spellEnd"/>
-    </w:p>
-    <w:p>
-      <w:pPr>
-        <w:rPr>
-          <w:rFonts w:asciiTheme="minorHAnsi" w:hAnsiTheme="minorHAnsi" w:cstheme="minorHAnsi"/>
-        </w:rPr>
-      </w:pPr>
-    </w:p>
-    <w:p>
-      <w:pPr>
-        <w:rPr>
-          <w:rFonts w:asciiTheme="minorHAnsi" w:hAnsiTheme="minorHAnsi" w:cstheme="minorHAnsi"/>
-        </w:rPr>
-      </w:pPr>
-    </w:p>
-    <w:p>
-      <w:pPr>
+      </w:pPr>
+      <w:r>
         <w:rPr>
           <w:rFonts w:asciiTheme="minorHAnsi" w:hAnsiTheme="minorHAnsi" w:cstheme="minorHAnsi"/>
           <w:b/>
           <w:bCs/>
         </w:rPr>
-      </w:pPr>
+        <w:t xml:space="preserve">Step 3: Declare the </w:t>
+      </w:r>
+      <w:proofErr w:type="spellStart"/>
       <w:r>
         <w:rPr>
           <w:rFonts w:asciiTheme="minorHAnsi" w:hAnsiTheme="minorHAnsi" w:cstheme="minorHAnsi"/>
           <w:b/>
           <w:bCs/>
         </w:rPr>
-        <w:t xml:space="preserve">Step </w:t>
-      </w:r>
+        <w:t>Syscall</w:t>
+      </w:r>
+      <w:proofErr w:type="spellEnd"/>
       <w:r>
         <w:rPr>
           <w:rFonts w:asciiTheme="minorHAnsi" w:hAnsiTheme="minorHAnsi" w:cstheme="minorHAnsi"/>
           <w:b/>
           <w:bCs/>
         </w:rPr>
-        <w:t>3</w:t>
-      </w:r>
-      <w:r>
+        <w:t xml:space="preserve"> in the Header</w:t>
+      </w:r>
+    </w:p>
+    <w:p>
+      <w:pPr>
+        <w:ind w:left="360"/>
+        <w:rPr>
+          <w:rFonts w:asciiTheme="minorHAnsi" w:hAnsiTheme="minorHAnsi" w:cstheme="minorHAnsi"/>
+          <w:color w:val="4472C4" w:themeColor="accent1"/>
+        </w:rPr>
+      </w:pPr>
+      <w:r>
+        <w:rPr>
+          <w:rFonts w:asciiTheme="minorHAnsi" w:hAnsiTheme="minorHAnsi" w:cstheme="minorHAnsi"/>
+          <w:color w:val="4472C4" w:themeColor="accent1"/>
+        </w:rPr>
+        <w:t>$ nano include/</w:t>
+      </w:r>
+      <w:proofErr w:type="spellStart"/>
+      <w:r>
+        <w:rPr>
+          <w:rFonts w:asciiTheme="minorHAnsi" w:hAnsiTheme="minorHAnsi" w:cstheme="minorHAnsi"/>
+          <w:color w:val="4472C4" w:themeColor="accent1"/>
+        </w:rPr>
+        <w:t>linux</w:t>
+      </w:r>
+      <w:proofErr w:type="spellEnd"/>
+      <w:r>
+        <w:rPr>
+          <w:rFonts w:asciiTheme="minorHAnsi" w:hAnsiTheme="minorHAnsi" w:cstheme="minorHAnsi"/>
+          <w:color w:val="4472C4" w:themeColor="accent1"/>
+        </w:rPr>
+        <w:t>/</w:t>
+      </w:r>
+      <w:proofErr w:type="spellStart"/>
+      <w:r>
+        <w:rPr>
+          <w:rFonts w:asciiTheme="minorHAnsi" w:hAnsiTheme="minorHAnsi" w:cstheme="minorHAnsi"/>
+          <w:color w:val="4472C4" w:themeColor="accent1"/>
+        </w:rPr>
+        <w:t>syscalls.h</w:t>
+      </w:r>
+      <w:proofErr w:type="spellEnd"/>
+    </w:p>
+    <w:p>
+      <w:pPr>
+        <w:ind w:left="360"/>
+        <w:rPr>
+          <w:rFonts w:asciiTheme="minorHAnsi" w:hAnsiTheme="minorHAnsi" w:cstheme="minorHAnsi"/>
+        </w:rPr>
+      </w:pPr>
+    </w:p>
+    <w:p>
+      <w:pPr>
+        <w:ind w:left="360"/>
+        <w:rPr>
+          <w:rFonts w:asciiTheme="minorHAnsi" w:hAnsiTheme="minorHAnsi" w:cstheme="minorHAnsi"/>
+        </w:rPr>
+      </w:pPr>
+      <w:r>
+        <w:rPr>
+          <w:rFonts w:asciiTheme="minorHAnsi" w:hAnsiTheme="minorHAnsi" w:cstheme="minorHAnsi"/>
+        </w:rPr>
+        <w:t>Find the end of the file (before the last #endif) and add:</w:t>
+      </w:r>
+    </w:p>
+    <w:p>
+      <w:pPr>
+        <w:ind w:left="360"/>
+        <w:rPr>
+          <w:rFonts w:asciiTheme="minorHAnsi" w:hAnsiTheme="minorHAnsi" w:cstheme="minorHAnsi"/>
+          <w:color w:val="4472C4" w:themeColor="accent1"/>
+        </w:rPr>
+      </w:pPr>
+      <w:proofErr w:type="spellStart"/>
+      <w:r>
+        <w:rPr>
+          <w:rFonts w:asciiTheme="minorHAnsi" w:hAnsiTheme="minorHAnsi" w:cstheme="minorHAnsi"/>
+          <w:color w:val="4472C4" w:themeColor="accent1"/>
+        </w:rPr>
+        <w:t>asmlinkage</w:t>
+      </w:r>
+      <w:proofErr w:type="spellEnd"/>
+      <w:r>
+        <w:rPr>
+          <w:rFonts w:asciiTheme="minorHAnsi" w:hAnsiTheme="minorHAnsi" w:cstheme="minorHAnsi"/>
+          <w:color w:val="4472C4" w:themeColor="accent1"/>
+        </w:rPr>
+        <w:t xml:space="preserve"> long </w:t>
+      </w:r>
+      <w:proofErr w:type="spellStart"/>
+      <w:r>
+        <w:rPr>
+          <w:rFonts w:asciiTheme="minorHAnsi" w:hAnsiTheme="minorHAnsi" w:cstheme="minorHAnsi"/>
+          <w:color w:val="4472C4" w:themeColor="accent1"/>
+        </w:rPr>
+        <w:t>sys_helloworld</w:t>
+      </w:r>
+      <w:proofErr w:type="spellEnd"/>
+      <w:r>
+        <w:rPr>
+          <w:rFonts w:asciiTheme="minorHAnsi" w:hAnsiTheme="minorHAnsi" w:cstheme="minorHAnsi"/>
+          <w:color w:val="4472C4" w:themeColor="accent1"/>
+        </w:rPr>
+        <w:t>(void);</w:t>
+      </w:r>
+    </w:p>
+    <w:p>
+      <w:pPr>
+        <w:rPr>
+          <w:rFonts w:asciiTheme="minorHAnsi" w:hAnsiTheme="minorHAnsi" w:cstheme="minorHAnsi"/>
+        </w:rPr>
+      </w:pPr>
+    </w:p>
+    <w:p>
+      <w:pPr>
+        <w:rPr>
+          <w:rFonts w:asciiTheme="minorHAnsi" w:hAnsiTheme="minorHAnsi" w:cstheme="minorHAnsi"/>
+        </w:rPr>
+      </w:pPr>
+    </w:p>
+    <w:p>
+      <w:pPr>
         <w:rPr>
           <w:rFonts w:asciiTheme="minorHAnsi" w:hAnsiTheme="minorHAnsi" w:cstheme="minorHAnsi"/>
           <w:b/>
           <w:bCs/>
         </w:rPr>
-        <w:t xml:space="preserve">: Declare the </w:t>
-      </w:r>
-      <w:proofErr w:type="spellStart"/>
+      </w:pPr>
       <w:r>
         <w:rPr>
           <w:rFonts w:asciiTheme="minorHAnsi" w:hAnsiTheme="minorHAnsi" w:cstheme="minorHAnsi"/>
           <w:b/>
           <w:bCs/>
         </w:rPr>
-        <w:t>Syscall</w:t>
-      </w:r>
-      <w:proofErr w:type="spellEnd"/>
-      <w:r>
+        <w:t>Step 4: Hook Into the Build System</w:t>
+      </w:r>
+    </w:p>
+    <w:p>
+      <w:pPr>
+        <w:ind w:left="360"/>
+        <w:rPr>
+          <w:rFonts w:asciiTheme="minorHAnsi" w:hAnsiTheme="minorHAnsi" w:cstheme="minorHAnsi"/>
+        </w:rPr>
+      </w:pPr>
+      <w:r>
+        <w:rPr>
+          <w:rFonts w:asciiTheme="minorHAnsi" w:hAnsiTheme="minorHAnsi" w:cstheme="minorHAnsi"/>
+        </w:rPr>
+        <w:t>Edit kernel/</w:t>
+      </w:r>
+      <w:proofErr w:type="spellStart"/>
+      <w:r>
+        <w:rPr>
+          <w:rFonts w:asciiTheme="minorHAnsi" w:hAnsiTheme="minorHAnsi" w:cstheme="minorHAnsi"/>
+        </w:rPr>
+        <w:t>Makefile</w:t>
+      </w:r>
+      <w:proofErr w:type="spellEnd"/>
+      <w:r>
+        <w:rPr>
+          <w:rFonts w:asciiTheme="minorHAnsi" w:hAnsiTheme="minorHAnsi" w:cstheme="minorHAnsi"/>
+        </w:rPr>
+        <w:t xml:space="preserve"> to include your new directory:</w:t>
+      </w:r>
+    </w:p>
+    <w:p>
+      <w:pPr>
+        <w:ind w:left="360"/>
+        <w:rPr>
+          <w:rFonts w:asciiTheme="minorHAnsi" w:hAnsiTheme="minorHAnsi" w:cstheme="minorHAnsi"/>
+          <w:color w:val="4472C4" w:themeColor="accent1"/>
+        </w:rPr>
+      </w:pPr>
+      <w:r>
+        <w:rPr>
+          <w:rFonts w:asciiTheme="minorHAnsi" w:hAnsiTheme="minorHAnsi" w:cstheme="minorHAnsi"/>
+          <w:color w:val="4472C4" w:themeColor="accent1"/>
+        </w:rPr>
+        <w:t>$ nano kernel/</w:t>
+      </w:r>
+      <w:proofErr w:type="spellStart"/>
+      <w:r>
+        <w:rPr>
+          <w:rFonts w:asciiTheme="minorHAnsi" w:hAnsiTheme="minorHAnsi" w:cstheme="minorHAnsi"/>
+          <w:color w:val="4472C4" w:themeColor="accent1"/>
+        </w:rPr>
+        <w:t>Makefile</w:t>
+      </w:r>
+      <w:proofErr w:type="spellEnd"/>
+    </w:p>
+    <w:p>
+      <w:pPr>
+        <w:ind w:left="360"/>
+        <w:rPr>
+          <w:rFonts w:asciiTheme="minorHAnsi" w:hAnsiTheme="minorHAnsi" w:cstheme="minorHAnsi"/>
+        </w:rPr>
+      </w:pPr>
+    </w:p>
+    <w:p>
+      <w:pPr>
+        <w:ind w:left="360"/>
+        <w:rPr>
+          <w:rFonts w:asciiTheme="minorHAnsi" w:hAnsiTheme="minorHAnsi" w:cstheme="minorHAnsi"/>
+        </w:rPr>
+      </w:pPr>
+      <w:r>
+        <w:rPr>
+          <w:rFonts w:asciiTheme="minorHAnsi" w:hAnsiTheme="minorHAnsi" w:cstheme="minorHAnsi"/>
+        </w:rPr>
+        <w:t>Find the line starting with obj-y = (it's a long multi-line list). Add your directory at the end of that block:</w:t>
+      </w:r>
+    </w:p>
+    <w:p>
+      <w:pPr>
+        <w:ind w:left="360"/>
+        <w:rPr>
+          <w:rFonts w:asciiTheme="minorHAnsi" w:hAnsiTheme="minorHAnsi" w:cstheme="minorHAnsi"/>
+          <w:color w:val="4472C4" w:themeColor="accent1"/>
+        </w:rPr>
+      </w:pPr>
+      <w:r>
+        <w:rPr>
+          <w:rFonts w:asciiTheme="minorHAnsi" w:hAnsiTheme="minorHAnsi" w:cstheme="minorHAnsi"/>
+          <w:color w:val="4472C4" w:themeColor="accent1"/>
+        </w:rPr>
+        <w:t xml:space="preserve">obj-y += </w:t>
+      </w:r>
+      <w:proofErr w:type="spellStart"/>
+      <w:r>
+        <w:rPr>
+          <w:rFonts w:asciiTheme="minorHAnsi" w:hAnsiTheme="minorHAnsi" w:cstheme="minorHAnsi"/>
+          <w:color w:val="4472C4" w:themeColor="accent1"/>
+        </w:rPr>
+        <w:t>helloworld</w:t>
+      </w:r>
+      <w:proofErr w:type="spellEnd"/>
+      <w:r>
+        <w:rPr>
+          <w:rFonts w:asciiTheme="minorHAnsi" w:hAnsiTheme="minorHAnsi" w:cstheme="minorHAnsi"/>
+          <w:color w:val="4472C4" w:themeColor="accent1"/>
+        </w:rPr>
+        <w:t>/</w:t>
+      </w:r>
+    </w:p>
+    <w:p>
+      <w:pPr>
+        <w:rPr>
+          <w:rFonts w:asciiTheme="minorHAnsi" w:hAnsiTheme="minorHAnsi" w:cstheme="minorHAnsi"/>
+        </w:rPr>
+      </w:pPr>
+    </w:p>
+    <w:p>
+      <w:pPr>
+        <w:ind w:left="360"/>
+        <w:rPr>
+          <w:rFonts w:asciiTheme="minorHAnsi" w:hAnsiTheme="minorHAnsi" w:cstheme="minorHAnsi"/>
+        </w:rPr>
+      </w:pPr>
+      <w:r>
+        <w:rPr>
+          <w:rFonts w:asciiTheme="minorHAnsi" w:hAnsiTheme="minorHAnsi" w:cstheme="minorHAnsi"/>
+        </w:rPr>
+        <w:t xml:space="preserve">Repeat step 3 and 4 in </w:t>
+      </w:r>
+      <w:r>
+        <w:rPr>
+          <w:rFonts w:asciiTheme="minorHAnsi" w:hAnsiTheme="minorHAnsi" w:cstheme="minorHAnsi"/>
+          <w:u w:val="single"/>
+        </w:rPr>
+        <w:t>PART A</w:t>
+      </w:r>
+      <w:r>
+        <w:rPr>
+          <w:rFonts w:asciiTheme="minorHAnsi" w:hAnsiTheme="minorHAnsi" w:cstheme="minorHAnsi"/>
+        </w:rPr>
+        <w:t xml:space="preserve"> to re-compile, install the kernel and reboot to the new kernel.</w:t>
+      </w:r>
+    </w:p>
+    <w:p>
+      <w:pPr>
+        <w:rPr>
+          <w:rFonts w:asciiTheme="minorHAnsi" w:hAnsiTheme="minorHAnsi" w:cstheme="minorHAnsi"/>
+        </w:rPr>
+      </w:pPr>
+    </w:p>
+    <w:p>
+      <w:pPr>
+        <w:rPr>
+          <w:rFonts w:asciiTheme="minorHAnsi" w:hAnsiTheme="minorHAnsi" w:cstheme="minorHAnsi"/>
+        </w:rPr>
+      </w:pPr>
+    </w:p>
+    <w:p>
+      <w:pPr>
         <w:rPr>
           <w:rFonts w:asciiTheme="minorHAnsi" w:hAnsiTheme="minorHAnsi" w:cstheme="minorHAnsi"/>
           <w:b/>
           <w:bCs/>
         </w:rPr>
-        <w:t xml:space="preserve"> in the Header</w:t>
-      </w:r>
-    </w:p>
-    <w:p>
-      <w:pPr>
-        <w:ind w:left="360"/>
-        <w:rPr>
-          <w:rFonts w:asciiTheme="minorHAnsi" w:hAnsiTheme="minorHAnsi" w:cstheme="minorHAnsi"/>
-          <w:color w:val="4472C4" w:themeColor="accent1"/>
-        </w:rPr>
-      </w:pPr>
-      <w:r>
-        <w:rPr>
-          <w:rFonts w:asciiTheme="minorHAnsi" w:hAnsiTheme="minorHAnsi" w:cstheme="minorHAnsi"/>
-          <w:color w:val="4472C4" w:themeColor="accent1"/>
-        </w:rPr>
-        <w:t xml:space="preserve">$ </w:t>
-      </w:r>
-      <w:r>
-        <w:rPr>
-          <w:rFonts w:asciiTheme="minorHAnsi" w:hAnsiTheme="minorHAnsi" w:cstheme="minorHAnsi"/>
-          <w:color w:val="4472C4" w:themeColor="accent1"/>
-        </w:rPr>
-        <w:t>nano include/</w:t>
-      </w:r>
-      <w:proofErr w:type="spellStart"/>
-      <w:r>
-        <w:rPr>
-          <w:rFonts w:asciiTheme="minorHAnsi" w:hAnsiTheme="minorHAnsi" w:cstheme="minorHAnsi"/>
-          <w:color w:val="4472C4" w:themeColor="accent1"/>
-        </w:rPr>
-        <w:t>linux</w:t>
-      </w:r>
-      <w:proofErr w:type="spellEnd"/>
-      <w:r>
-        <w:rPr>
-          <w:rFonts w:asciiTheme="minorHAnsi" w:hAnsiTheme="minorHAnsi" w:cstheme="minorHAnsi"/>
-          <w:color w:val="4472C4" w:themeColor="accent1"/>
-        </w:rPr>
-        <w:t>/</w:t>
-      </w:r>
-      <w:proofErr w:type="spellStart"/>
-      <w:r>
-        <w:rPr>
-          <w:rFonts w:asciiTheme="minorHAnsi" w:hAnsiTheme="minorHAnsi" w:cstheme="minorHAnsi"/>
-          <w:color w:val="4472C4" w:themeColor="accent1"/>
-        </w:rPr>
-        <w:t>syscalls.h</w:t>
-      </w:r>
-      <w:proofErr w:type="spellEnd"/>
-    </w:p>
-    <w:p>
-      <w:pPr>
-        <w:ind w:left="360"/>
-        <w:rPr>
-          <w:rFonts w:asciiTheme="minorHAnsi" w:hAnsiTheme="minorHAnsi" w:cstheme="minorHAnsi"/>
-        </w:rPr>
-      </w:pPr>
-    </w:p>
-    <w:p>
-      <w:pPr>
-        <w:ind w:left="360"/>
-        <w:rPr>
-          <w:rFonts w:asciiTheme="minorHAnsi" w:hAnsiTheme="minorHAnsi" w:cstheme="minorHAnsi"/>
-        </w:rPr>
-      </w:pPr>
-      <w:r>
-        <w:rPr>
-          <w:rFonts w:asciiTheme="minorHAnsi" w:hAnsiTheme="minorHAnsi" w:cstheme="minorHAnsi"/>
-        </w:rPr>
-        <w:t>Find the end of the file (before the last #endif) and add:</w:t>
-      </w:r>
-    </w:p>
-    <w:p>
-      <w:pPr>
-        <w:ind w:left="360"/>
-        <w:rPr>
-          <w:rFonts w:asciiTheme="minorHAnsi" w:hAnsiTheme="minorHAnsi" w:cstheme="minorHAnsi"/>
-          <w:color w:val="4472C4" w:themeColor="accent1"/>
-        </w:rPr>
-      </w:pPr>
-      <w:proofErr w:type="spellStart"/>
-      <w:r>
-        <w:rPr>
-          <w:rFonts w:asciiTheme="minorHAnsi" w:hAnsiTheme="minorHAnsi" w:cstheme="minorHAnsi"/>
-          <w:color w:val="4472C4" w:themeColor="accent1"/>
-        </w:rPr>
-        <w:t>asmlinkage</w:t>
-      </w:r>
-      <w:proofErr w:type="spellEnd"/>
-      <w:r>
-        <w:rPr>
-          <w:rFonts w:asciiTheme="minorHAnsi" w:hAnsiTheme="minorHAnsi" w:cstheme="minorHAnsi"/>
-          <w:color w:val="4472C4" w:themeColor="accent1"/>
-        </w:rPr>
-        <w:t xml:space="preserve"> long </w:t>
-      </w:r>
-      <w:proofErr w:type="spellStart"/>
-      <w:r>
-        <w:rPr>
-          <w:rFonts w:asciiTheme="minorHAnsi" w:hAnsiTheme="minorHAnsi" w:cstheme="minorHAnsi"/>
-          <w:color w:val="4472C4" w:themeColor="accent1"/>
-        </w:rPr>
-        <w:t>sys_helloworld</w:t>
-      </w:r>
-      <w:proofErr w:type="spellEnd"/>
-      <w:r>
-        <w:rPr>
-          <w:rFonts w:asciiTheme="minorHAnsi" w:hAnsiTheme="minorHAnsi" w:cstheme="minorHAnsi"/>
-          <w:color w:val="4472C4" w:themeColor="accent1"/>
-        </w:rPr>
-        <w:t>(void);</w:t>
-      </w:r>
-    </w:p>
-    <w:p>
-      <w:pPr>
-        <w:rPr>
-          <w:rFonts w:asciiTheme="minorHAnsi" w:hAnsiTheme="minorHAnsi" w:cstheme="minorHAnsi"/>
-        </w:rPr>
-      </w:pPr>
-    </w:p>
-    <w:p>
-      <w:pPr>
-        <w:rPr>
-          <w:rFonts w:asciiTheme="minorHAnsi" w:hAnsiTheme="minorHAnsi" w:cstheme="minorHAnsi"/>
-        </w:rPr>
-      </w:pPr>
-    </w:p>
-    <w:p>
-      <w:pPr>
+      </w:pPr>
+      <w:r>
         <w:rPr>
           <w:rFonts w:asciiTheme="minorHAnsi" w:hAnsiTheme="minorHAnsi" w:cstheme="minorHAnsi"/>
           <w:b/>
           <w:bCs/>
         </w:rPr>
-      </w:pPr>
-      <w:r>
-        <w:rPr>
-          <w:rFonts w:asciiTheme="minorHAnsi" w:hAnsiTheme="minorHAnsi" w:cstheme="minorHAnsi"/>
-          <w:b/>
-          <w:bCs/>
-        </w:rPr>
-        <w:t xml:space="preserve">Step </w:t>
-      </w:r>
-      <w:r>
-        <w:rPr>
-          <w:rFonts w:asciiTheme="minorHAnsi" w:hAnsiTheme="minorHAnsi" w:cstheme="minorHAnsi"/>
-          <w:b/>
-          <w:bCs/>
-        </w:rPr>
-        <w:t>4</w:t>
-      </w:r>
-      <w:r>
-        <w:rPr>
-          <w:rFonts w:asciiTheme="minorHAnsi" w:hAnsiTheme="minorHAnsi" w:cstheme="minorHAnsi"/>
-          <w:b/>
-          <w:bCs/>
-        </w:rPr>
-        <w:t>: Hook Into the Build System</w:t>
-      </w:r>
-    </w:p>
-    <w:p>
-      <w:pPr>
-        <w:ind w:left="360"/>
-        <w:rPr>
-          <w:rFonts w:asciiTheme="minorHAnsi" w:hAnsiTheme="minorHAnsi" w:cstheme="minorHAnsi"/>
-        </w:rPr>
-      </w:pPr>
-      <w:r>
-        <w:rPr>
-          <w:rFonts w:asciiTheme="minorHAnsi" w:hAnsiTheme="minorHAnsi" w:cstheme="minorHAnsi"/>
-        </w:rPr>
-        <w:t>Edit kernel/</w:t>
-      </w:r>
-      <w:proofErr w:type="spellStart"/>
-      <w:r>
-        <w:rPr>
-          <w:rFonts w:asciiTheme="minorHAnsi" w:hAnsiTheme="minorHAnsi" w:cstheme="minorHAnsi"/>
-        </w:rPr>
-        <w:t>Makefile</w:t>
-      </w:r>
-      <w:proofErr w:type="spellEnd"/>
-      <w:r>
-        <w:rPr>
-          <w:rFonts w:asciiTheme="minorHAnsi" w:hAnsiTheme="minorHAnsi" w:cstheme="minorHAnsi"/>
-        </w:rPr>
-        <w:t xml:space="preserve"> to include your new directory:</w:t>
-      </w:r>
-    </w:p>
-    <w:p>
-      <w:pPr>
-        <w:ind w:left="360"/>
-        <w:rPr>
-          <w:rFonts w:asciiTheme="minorHAnsi" w:hAnsiTheme="minorHAnsi" w:cstheme="minorHAnsi"/>
-          <w:color w:val="4472C4" w:themeColor="accent1"/>
-        </w:rPr>
-      </w:pPr>
-      <w:r>
-        <w:rPr>
-          <w:rFonts w:asciiTheme="minorHAnsi" w:hAnsiTheme="minorHAnsi" w:cstheme="minorHAnsi"/>
-          <w:color w:val="4472C4" w:themeColor="accent1"/>
-        </w:rPr>
-        <w:t xml:space="preserve">$ </w:t>
-      </w:r>
-      <w:r>
-        <w:rPr>
-          <w:rFonts w:asciiTheme="minorHAnsi" w:hAnsiTheme="minorHAnsi" w:cstheme="minorHAnsi"/>
-          <w:color w:val="4472C4" w:themeColor="accent1"/>
-        </w:rPr>
-        <w:t>nano kernel/</w:t>
-      </w:r>
-      <w:proofErr w:type="spellStart"/>
-      <w:r>
-        <w:rPr>
-          <w:rFonts w:asciiTheme="minorHAnsi" w:hAnsiTheme="minorHAnsi" w:cstheme="minorHAnsi"/>
-          <w:color w:val="4472C4" w:themeColor="accent1"/>
-        </w:rPr>
-        <w:t>Makefile</w:t>
-      </w:r>
-      <w:proofErr w:type="spellEnd"/>
-    </w:p>
-    <w:p>
-      <w:pPr>
-        <w:ind w:left="360"/>
-        <w:rPr>
-          <w:rFonts w:asciiTheme="minorHAnsi" w:hAnsiTheme="minorHAnsi" w:cstheme="minorHAnsi"/>
-        </w:rPr>
-      </w:pPr>
-    </w:p>
-    <w:p>
-      <w:pPr>
-        <w:ind w:left="360"/>
-        <w:rPr>
-          <w:rFonts w:asciiTheme="minorHAnsi" w:hAnsiTheme="minorHAnsi" w:cstheme="minorHAnsi"/>
-        </w:rPr>
-      </w:pPr>
-      <w:r>
-        <w:rPr>
-          <w:rFonts w:asciiTheme="minorHAnsi" w:hAnsiTheme="minorHAnsi" w:cstheme="minorHAnsi"/>
-        </w:rPr>
-        <w:t>Find the line starting with obj-y = (it's a long multi-line list). Add your directory at the end of that block:</w:t>
-      </w:r>
-    </w:p>
-    <w:p>
-      <w:pPr>
-        <w:ind w:left="360"/>
-        <w:rPr>
-          <w:rFonts w:asciiTheme="minorHAnsi" w:hAnsiTheme="minorHAnsi" w:cstheme="minorHAnsi"/>
-          <w:color w:val="4472C4" w:themeColor="accent1"/>
-        </w:rPr>
-      </w:pPr>
-      <w:r>
-        <w:rPr>
-          <w:rFonts w:asciiTheme="minorHAnsi" w:hAnsiTheme="minorHAnsi" w:cstheme="minorHAnsi"/>
-          <w:color w:val="4472C4" w:themeColor="accent1"/>
-        </w:rPr>
-        <w:t xml:space="preserve">obj-y += </w:t>
-      </w:r>
-      <w:proofErr w:type="spellStart"/>
-      <w:r>
-        <w:rPr>
-          <w:rFonts w:asciiTheme="minorHAnsi" w:hAnsiTheme="minorHAnsi" w:cstheme="minorHAnsi"/>
-          <w:color w:val="4472C4" w:themeColor="accent1"/>
-        </w:rPr>
-        <w:t>helloworld</w:t>
-      </w:r>
-      <w:proofErr w:type="spellEnd"/>
-      <w:r>
-        <w:rPr>
-          <w:rFonts w:asciiTheme="minorHAnsi" w:hAnsiTheme="minorHAnsi" w:cstheme="minorHAnsi"/>
-          <w:color w:val="4472C4" w:themeColor="accent1"/>
-        </w:rPr>
-        <w:t>/</w:t>
-      </w:r>
-    </w:p>
-    <w:p>
-      <w:pPr>
-        <w:rPr>
-          <w:rFonts w:asciiTheme="minorHAnsi" w:hAnsiTheme="minorHAnsi" w:cstheme="minorHAnsi"/>
-        </w:rPr>
-      </w:pPr>
-    </w:p>
-    <w:p>
-      <w:pPr>
-        <w:ind w:left="360"/>
-        <w:rPr>
-          <w:rFonts w:asciiTheme="minorHAnsi" w:hAnsiTheme="minorHAnsi" w:cstheme="minorHAnsi"/>
-        </w:rPr>
-      </w:pPr>
-      <w:r>
-        <w:rPr>
-          <w:rFonts w:asciiTheme="minorHAnsi" w:hAnsiTheme="minorHAnsi" w:cstheme="minorHAnsi"/>
-        </w:rPr>
-        <w:t xml:space="preserve">Repeat step 3 and 4 in </w:t>
-      </w:r>
-      <w:r>
-        <w:rPr>
-          <w:rFonts w:asciiTheme="minorHAnsi" w:hAnsiTheme="minorHAnsi" w:cstheme="minorHAnsi"/>
-          <w:u w:val="single"/>
-        </w:rPr>
-        <w:t>PART A</w:t>
-      </w:r>
-      <w:r>
-        <w:rPr>
-          <w:rFonts w:asciiTheme="minorHAnsi" w:hAnsiTheme="minorHAnsi" w:cstheme="minorHAnsi"/>
-        </w:rPr>
-        <w:t xml:space="preserve"> to re-compile</w:t>
-      </w:r>
-      <w:r>
-        <w:rPr>
-          <w:rFonts w:asciiTheme="minorHAnsi" w:hAnsiTheme="minorHAnsi" w:cstheme="minorHAnsi"/>
-        </w:rPr>
-        <w:t>, install</w:t>
-      </w:r>
-      <w:r>
-        <w:rPr>
-          <w:rFonts w:asciiTheme="minorHAnsi" w:hAnsiTheme="minorHAnsi" w:cstheme="minorHAnsi"/>
-        </w:rPr>
-        <w:t xml:space="preserve"> the kernel and reboot to the new kernel.</w:t>
-      </w:r>
-    </w:p>
-    <w:p>
-      <w:pPr>
-        <w:rPr>
-          <w:rFonts w:asciiTheme="minorHAnsi" w:hAnsiTheme="minorHAnsi" w:cstheme="minorHAnsi"/>
-        </w:rPr>
-      </w:pPr>
-    </w:p>
-    <w:p>
-      <w:pPr>
-        <w:rPr>
-          <w:rFonts w:asciiTheme="minorHAnsi" w:hAnsiTheme="minorHAnsi" w:cstheme="minorHAnsi"/>
-        </w:rPr>
-      </w:pPr>
-    </w:p>
-    <w:p>
-      <w:pPr>
-        <w:rPr>
-          <w:rFonts w:asciiTheme="minorHAnsi" w:hAnsiTheme="minorHAnsi" w:cstheme="minorHAnsi"/>
-          <w:b/>
-          <w:bCs/>
-        </w:rPr>
-      </w:pPr>
-      <w:r>
-        <w:rPr>
-          <w:rFonts w:asciiTheme="minorHAnsi" w:hAnsiTheme="minorHAnsi" w:cstheme="minorHAnsi"/>
-          <w:b/>
-          <w:bCs/>
-        </w:rPr>
-        <w:t xml:space="preserve">Step </w:t>
-      </w:r>
-      <w:r>
-        <w:rPr>
-          <w:rFonts w:asciiTheme="minorHAnsi" w:hAnsiTheme="minorHAnsi" w:cstheme="minorHAnsi"/>
-          <w:b/>
-          <w:bCs/>
-        </w:rPr>
-        <w:t>5</w:t>
-      </w:r>
-      <w:r>
-        <w:rPr>
-          <w:rFonts w:asciiTheme="minorHAnsi" w:hAnsiTheme="minorHAnsi" w:cstheme="minorHAnsi"/>
-          <w:b/>
-          <w:bCs/>
-        </w:rPr>
-        <w:t>: write a user-level program to test your system call</w:t>
-      </w:r>
-    </w:p>
-    <w:p>
-      <w:pPr>
-        <w:ind w:left="360"/>
-        <w:rPr>
-          <w:rFonts w:asciiTheme="minorHAnsi" w:hAnsiTheme="minorHAnsi" w:cstheme="minorHAnsi"/>
-        </w:rPr>
-      </w:pPr>
-      <w:r>
-        <w:rPr>
-          <w:rFonts w:asciiTheme="minorHAnsi" w:hAnsiTheme="minorHAnsi" w:cstheme="minorHAnsi"/>
-        </w:rPr>
-        <w:t>Go to your home directory and create a test program</w:t>
-      </w:r>
-      <w:r>
-        <w:rPr>
-          <w:rFonts w:asciiTheme="minorHAnsi" w:hAnsiTheme="minorHAnsi" w:cstheme="minorHAnsi"/>
-        </w:rPr>
-        <w:t>.</w:t>
-      </w:r>
-      <w:r>
-        <w:rPr>
-          <w:rFonts w:asciiTheme="minorHAnsi" w:hAnsiTheme="minorHAnsi" w:cstheme="minorHAnsi"/>
-        </w:rPr>
-        <w:t xml:space="preserve"> Compile it and test </w:t>
-      </w:r>
-      <w:r>
-        <w:rPr>
-          <w:rFonts w:asciiTheme="minorHAnsi" w:hAnsiTheme="minorHAnsi" w:cstheme="minorHAnsi"/>
-        </w:rPr>
-        <w:t>the new system call by running</w:t>
-      </w:r>
-      <w:r>
-        <w:rPr>
-          <w:rFonts w:asciiTheme="minorHAnsi" w:hAnsiTheme="minorHAnsi" w:cstheme="minorHAnsi"/>
-        </w:rPr>
-        <w:t>.</w:t>
-      </w:r>
-    </w:p>
-    <w:p>
-      <w:pPr>
-        <w:ind w:left="360"/>
-        <w:rPr>
-          <w:rFonts w:asciiTheme="minorHAnsi" w:hAnsiTheme="minorHAnsi" w:cstheme="minorHAnsi"/>
-          <w:color w:val="4472C4" w:themeColor="accent1"/>
-        </w:rPr>
-      </w:pPr>
-      <w:r>
-        <w:rPr>
-          <w:rFonts w:asciiTheme="minorHAnsi" w:hAnsiTheme="minorHAnsi" w:cstheme="minorHAnsi"/>
-          <w:color w:val="4472C4" w:themeColor="accent1"/>
-        </w:rPr>
-        <w:t xml:space="preserve">$ </w:t>
-      </w:r>
-      <w:r>
-        <w:rPr>
-          <w:rFonts w:asciiTheme="minorHAnsi" w:hAnsiTheme="minorHAnsi" w:cstheme="minorHAnsi"/>
-          <w:color w:val="4472C4" w:themeColor="accent1"/>
-        </w:rPr>
-        <w:t xml:space="preserve">cat &gt; </w:t>
+        <w:t>Step 5: write a user-level program to test your system call</w:t>
+      </w:r>
+    </w:p>
+    <w:p>
+      <w:pPr>
+        <w:ind w:left="360"/>
+        <w:rPr>
+          <w:rFonts w:asciiTheme="minorHAnsi" w:hAnsiTheme="minorHAnsi" w:cstheme="minorHAnsi"/>
+        </w:rPr>
+      </w:pPr>
+      <w:r>
+        <w:rPr>
+          <w:rFonts w:asciiTheme="minorHAnsi" w:hAnsiTheme="minorHAnsi" w:cstheme="minorHAnsi"/>
+        </w:rPr>
+        <w:t>Go to your home directory and create a test program.</w:t>
+      </w:r>
+      <w:r>
+        <w:rPr>
+          <w:rFonts w:asciiTheme="minorHAnsi" w:hAnsiTheme="minorHAnsi" w:cstheme="minorHAnsi"/>
+        </w:rPr>
+        <w:t xml:space="preserve"> Compile it and test the new system call by running.</w:t>
+      </w:r>
+    </w:p>
+    <w:p>
+      <w:pPr>
+        <w:ind w:left="360"/>
+        <w:rPr>
+          <w:rFonts w:asciiTheme="minorHAnsi" w:hAnsiTheme="minorHAnsi" w:cstheme="minorHAnsi"/>
+          <w:color w:val="4472C4" w:themeColor="accent1"/>
+        </w:rPr>
+      </w:pPr>
+      <w:r>
+        <w:rPr>
+          <w:rFonts w:asciiTheme="minorHAnsi" w:hAnsiTheme="minorHAnsi" w:cstheme="minorHAnsi"/>
+          <w:color w:val="4472C4" w:themeColor="accent1"/>
+        </w:rPr>
+        <w:t xml:space="preserve">$ cat &gt; </w:t>
       </w:r>
       <w:proofErr w:type="spellStart"/>
       <w:r>
@@ -6248,61 +6128,54 @@
           <w:rFonts w:asciiTheme="minorHAnsi" w:hAnsiTheme="minorHAnsi" w:cstheme="minorHAnsi"/>
           <w:color w:val="4472C4" w:themeColor="accent1"/>
         </w:rPr>
+        <w:t>$ ./</w:t>
+      </w:r>
+      <w:proofErr w:type="spellStart"/>
+      <w:r>
+        <w:rPr>
+          <w:rFonts w:asciiTheme="minorHAnsi" w:hAnsiTheme="minorHAnsi" w:cstheme="minorHAnsi"/>
+          <w:color w:val="4472C4" w:themeColor="accent1"/>
+        </w:rPr>
+        <w:t>test_hello</w:t>
+      </w:r>
+      <w:proofErr w:type="spellEnd"/>
+    </w:p>
+    <w:p>
+      <w:pPr>
+        <w:rPr>
+          <w:rFonts w:asciiTheme="minorHAnsi" w:hAnsiTheme="minorHAnsi" w:cstheme="minorHAnsi"/>
+        </w:rPr>
+      </w:pPr>
+    </w:p>
+    <w:p>
+      <w:pPr>
+        <w:ind w:left="360"/>
+        <w:rPr>
+          <w:rFonts w:asciiTheme="minorHAnsi" w:hAnsiTheme="minorHAnsi" w:cstheme="minorHAnsi"/>
+        </w:rPr>
+      </w:pPr>
+      <w:r>
+        <w:rPr>
+          <w:rFonts w:asciiTheme="minorHAnsi" w:hAnsiTheme="minorHAnsi" w:cstheme="minorHAnsi"/>
+        </w:rPr>
+        <w:t>Then check the kernel log:</w:t>
+      </w:r>
+    </w:p>
+    <w:p>
+      <w:pPr>
+        <w:ind w:left="360"/>
+        <w:rPr>
+          <w:rFonts w:asciiTheme="minorHAnsi" w:hAnsiTheme="minorHAnsi" w:cstheme="minorHAnsi"/>
+          <w:color w:val="4472C4" w:themeColor="accent1"/>
+        </w:rPr>
+      </w:pPr>
+      <w:r>
+        <w:rPr>
+          <w:rFonts w:asciiTheme="minorHAnsi" w:hAnsiTheme="minorHAnsi" w:cstheme="minorHAnsi"/>
+          <w:color w:val="4472C4" w:themeColor="accent1"/>
+        </w:rPr>
         <w:t xml:space="preserve">$ </w:t>
       </w:r>
-      <w:r>
-        <w:rPr>
-          <w:rFonts w:asciiTheme="minorHAnsi" w:hAnsiTheme="minorHAnsi" w:cstheme="minorHAnsi"/>
-          <w:color w:val="4472C4" w:themeColor="accent1"/>
-        </w:rPr>
-        <w:t>./</w:t>
-      </w:r>
-      <w:proofErr w:type="spellStart"/>
-      <w:r>
-        <w:rPr>
-          <w:rFonts w:asciiTheme="minorHAnsi" w:hAnsiTheme="minorHAnsi" w:cstheme="minorHAnsi"/>
-          <w:color w:val="4472C4" w:themeColor="accent1"/>
-        </w:rPr>
-        <w:t>test_hello</w:t>
-      </w:r>
-      <w:proofErr w:type="spellEnd"/>
-    </w:p>
-    <w:p>
-      <w:pPr>
-        <w:rPr>
-          <w:rFonts w:asciiTheme="minorHAnsi" w:hAnsiTheme="minorHAnsi" w:cstheme="minorHAnsi"/>
-        </w:rPr>
-      </w:pPr>
-    </w:p>
-    <w:p>
-      <w:pPr>
-        <w:ind w:left="360"/>
-        <w:rPr>
-          <w:rFonts w:asciiTheme="minorHAnsi" w:hAnsiTheme="minorHAnsi" w:cstheme="minorHAnsi"/>
-        </w:rPr>
-      </w:pPr>
-      <w:r>
-        <w:rPr>
-          <w:rFonts w:asciiTheme="minorHAnsi" w:hAnsiTheme="minorHAnsi" w:cstheme="minorHAnsi"/>
-        </w:rPr>
-        <w:t>Then check the kernel log:</w:t>
-      </w:r>
-    </w:p>
-    <w:p>
-      <w:pPr>
-        <w:ind w:left="360"/>
-        <w:rPr>
-          <w:rFonts w:asciiTheme="minorHAnsi" w:hAnsiTheme="minorHAnsi" w:cstheme="minorHAnsi"/>
-          <w:color w:val="4472C4" w:themeColor="accent1"/>
-        </w:rPr>
-      </w:pPr>
-      <w:r>
-        <w:rPr>
-          <w:rFonts w:asciiTheme="minorHAnsi" w:hAnsiTheme="minorHAnsi" w:cstheme="minorHAnsi"/>
-          <w:color w:val="4472C4" w:themeColor="accent1"/>
-        </w:rPr>
-        <w:t xml:space="preserve">$ </w:t>
-      </w:r>
       <w:proofErr w:type="spellStart"/>
       <w:r>
         <w:rPr>
@@ -6378,6 +6251,7 @@
       <w:r>
         <w:rPr>
           <w:rFonts w:asciiTheme="minorHAnsi" w:hAnsiTheme="minorHAnsi" w:cstheme="minorHAnsi"/>
+          <w:noProof/>
         </w:rPr>
         <w:drawing>
           <wp:inline distT="0" distB="0" distL="0" distR="0" wp14:anchorId="283567B6" wp14:editId="4FA4DD6F">
@@ -6986,14 +6860,7 @@
           <w:rFonts w:asciiTheme="minorHAnsi" w:hAnsiTheme="minorHAnsi" w:cstheme="minorHAnsi"/>
           <w:color w:val="4472C4" w:themeColor="accent1"/>
         </w:rPr>
-        <w:t xml:space="preserve">$ </w:t>
-      </w:r>
-      <w:r>
-        <w:rPr>
-          <w:rFonts w:asciiTheme="minorHAnsi" w:hAnsiTheme="minorHAnsi" w:cstheme="minorHAnsi"/>
-          <w:color w:val="4472C4" w:themeColor="accent1"/>
-        </w:rPr>
-        <w:t>vim arch/arm64/include/</w:t>
+        <w:t>$ vim arch/arm64/include/</w:t>
       </w:r>
       <w:proofErr w:type="spellStart"/>
       <w:r>
@@ -7079,14 +6946,7 @@
           <w:rFonts w:asciiTheme="minorHAnsi" w:hAnsiTheme="minorHAnsi" w:cstheme="minorHAnsi"/>
           <w:color w:val="4472C4" w:themeColor="accent1"/>
         </w:rPr>
-        <w:t xml:space="preserve">$ </w:t>
-      </w:r>
-      <w:r>
-        <w:rPr>
-          <w:rFonts w:asciiTheme="minorHAnsi" w:hAnsiTheme="minorHAnsi" w:cstheme="minorHAnsi"/>
-          <w:color w:val="4472C4" w:themeColor="accent1"/>
-        </w:rPr>
-        <w:t>vim include/</w:t>
+        <w:t>$ vim include/</w:t>
       </w:r>
       <w:proofErr w:type="spellStart"/>
       <w:r>
@@ -7524,14 +7384,7 @@
           <w:rFonts w:asciiTheme="minorHAnsi" w:hAnsiTheme="minorHAnsi" w:cstheme="minorHAnsi"/>
           <w:color w:val="4472C4" w:themeColor="accent1"/>
         </w:rPr>
-        <w:t xml:space="preserve">$ </w:t>
-      </w:r>
-      <w:r>
-        <w:rPr>
-          <w:rFonts w:asciiTheme="minorHAnsi" w:hAnsiTheme="minorHAnsi" w:cstheme="minorHAnsi"/>
-          <w:color w:val="4472C4" w:themeColor="accent1"/>
-        </w:rPr>
-        <w:t>vim include/</w:t>
+        <w:t>$ vim include/</w:t>
       </w:r>
       <w:proofErr w:type="spellStart"/>
       <w:r>
@@ -7680,14 +7533,7 @@
           <w:rFonts w:asciiTheme="minorHAnsi" w:hAnsiTheme="minorHAnsi" w:cstheme="minorHAnsi"/>
           <w:color w:val="4472C4" w:themeColor="accent1"/>
         </w:rPr>
-        <w:t xml:space="preserve">$ </w:t>
-      </w:r>
-      <w:r>
-        <w:rPr>
-          <w:rFonts w:asciiTheme="minorHAnsi" w:hAnsiTheme="minorHAnsi" w:cstheme="minorHAnsi"/>
-          <w:color w:val="4472C4" w:themeColor="accent1"/>
-        </w:rPr>
-        <w:t>vim kernel/</w:t>
+        <w:t>$ vim kernel/</w:t>
       </w:r>
       <w:proofErr w:type="spellStart"/>
       <w:r>
@@ -7984,14 +7830,7 @@
           <w:rFonts w:asciiTheme="minorHAnsi" w:hAnsiTheme="minorHAnsi" w:cstheme="minorHAnsi"/>
           <w:color w:val="4472C4" w:themeColor="accent1"/>
         </w:rPr>
-        <w:t xml:space="preserve">$ </w:t>
-      </w:r>
-      <w:r>
-        <w:rPr>
-          <w:rFonts w:asciiTheme="minorHAnsi" w:hAnsiTheme="minorHAnsi" w:cstheme="minorHAnsi"/>
-          <w:color w:val="4472C4" w:themeColor="accent1"/>
-        </w:rPr>
-        <w:t>vim kernel/</w:t>
+        <w:t>$ vim kernel/</w:t>
       </w:r>
       <w:proofErr w:type="spellStart"/>
       <w:r>
@@ -8112,23 +7951,7 @@
           <w:b/>
           <w:bCs/>
         </w:rPr>
-        <w:t xml:space="preserve">Step </w:t>
-      </w:r>
-      <w:r>
-        <w:rPr>
-          <w:rFonts w:asciiTheme="minorHAnsi" w:hAnsiTheme="minorHAnsi" w:cstheme="minorHAnsi"/>
-          <w:b/>
-          <w:bCs/>
-        </w:rPr>
-        <w:t>6</w:t>
-      </w:r>
-      <w:r>
-        <w:rPr>
-          <w:rFonts w:asciiTheme="minorHAnsi" w:hAnsiTheme="minorHAnsi" w:cstheme="minorHAnsi"/>
-          <w:b/>
-          <w:bCs/>
-        </w:rPr>
-        <w:t>: Test the System Call</w:t>
+        <w:t>Step 6: Test the System Call</w:t>
       </w:r>
     </w:p>
     <w:p>
@@ -8650,6 +8473,7 @@
       <w:r>
         <w:rPr>
           <w:rFonts w:asciiTheme="minorHAnsi" w:hAnsiTheme="minorHAnsi" w:cstheme="minorHAnsi"/>
+          <w:noProof/>
         </w:rPr>
         <w:drawing>
           <wp:inline distT="0" distB="0" distL="0" distR="0" wp14:anchorId="5267A4CB" wp14:editId="6D29E8CB">
@@ -8826,7 +8650,19 @@
         <w:rPr>
           <w:rFonts w:asciiTheme="minorHAnsi" w:hAnsiTheme="minorHAnsi" w:cstheme="minorHAnsi"/>
         </w:rPr>
-        <w:t xml:space="preserve"> submit the screenshot of </w:t>
+        <w:t xml:space="preserve"> submit</w:t>
+      </w:r>
+      <w:r>
+        <w:rPr>
+          <w:rFonts w:asciiTheme="minorHAnsi" w:hAnsiTheme="minorHAnsi" w:cstheme="minorHAnsi"/>
+        </w:rPr>
+        <w:t xml:space="preserve"> a report with</w:t>
+      </w:r>
+      <w:r>
+        <w:rPr>
+          <w:rFonts w:asciiTheme="minorHAnsi" w:hAnsiTheme="minorHAnsi" w:cstheme="minorHAnsi"/>
+        </w:rPr>
+        <w:t xml:space="preserve"> the screenshot of </w:t>
       </w:r>
       <w:r>
         <w:rPr>
@@ -8946,6 +8782,44 @@
           </wp:inline>
         </w:drawing>
       </w:r>
+    </w:p>
+    <w:p>
+      <w:pPr>
+        <w:ind w:left="360"/>
+        <w:rPr>
+          <w:rFonts w:asciiTheme="minorHAnsi" w:hAnsiTheme="minorHAnsi" w:cstheme="minorHAnsi"/>
+        </w:rPr>
+      </w:pPr>
+    </w:p>
+    <w:p>
+      <w:pPr>
+        <w:ind w:left="360"/>
+        <w:rPr>
+          <w:rFonts w:asciiTheme="minorHAnsi" w:hAnsiTheme="minorHAnsi" w:cstheme="minorHAnsi"/>
+        </w:rPr>
+      </w:pPr>
+      <w:r>
+        <w:rPr>
+          <w:rFonts w:asciiTheme="minorHAnsi" w:hAnsiTheme="minorHAnsi" w:cstheme="minorHAnsi"/>
+        </w:rPr>
+        <w:t>Please submit your report with all screenshots required in part A &amp; B.</w:t>
+      </w:r>
+    </w:p>
+    <w:p>
+      <w:pPr>
+        <w:ind w:left="360"/>
+        <w:rPr>
+          <w:rFonts w:asciiTheme="minorHAnsi" w:hAnsiTheme="minorHAnsi" w:cstheme="minorHAnsi"/>
+        </w:rPr>
+      </w:pPr>
+    </w:p>
+    <w:p>
+      <w:pPr>
+        <w:ind w:left="360"/>
+        <w:rPr>
+          <w:rFonts w:asciiTheme="minorHAnsi" w:hAnsiTheme="minorHAnsi" w:cstheme="minorHAnsi"/>
+        </w:rPr>
+      </w:pPr>
     </w:p>
     <w:p>
       <w:pPr>
